--- a/report/docx/notification/creditor_notification.docx
+++ b/report/docx/notification/creditor_notification.docx
@@ -1,6 +1,6 @@
 
 <file path=word/document.xml><?xml version="1.0" encoding="utf-8"?>
-<w:document xmlns:wpc="http://schemas.microsoft.com/office/word/2010/wordprocessingCanvas" xmlns:cx="http://schemas.microsoft.com/office/drawing/2014/chartex" xmlns:cx1="http://schemas.microsoft.com/office/drawing/2015/9/8/chartex" xmlns:cx2="http://schemas.microsoft.com/office/drawing/2015/10/21/chartex" xmlns:cx3="http://schemas.microsoft.com/office/drawing/2016/5/9/chartex" xmlns:cx4="http://schemas.microsoft.com/office/drawing/2016/5/10/chartex" xmlns:cx5="http://schemas.microsoft.com/office/drawing/2016/5/11/chartex" xmlns:cx6="http://schemas.microsoft.com/office/drawing/2016/5/12/chartex" xmlns:cx7="http://schemas.microsoft.com/office/drawing/2016/5/13/chartex" xmlns:cx8="http://schemas.microsoft.com/office/drawing/2016/5/14/chartex" xmlns:mc="http://schemas.openxmlformats.org/markup-compatibility/2006" xmlns:aink="http://schemas.microsoft.com/office/drawing/2016/ink" xmlns:am3d="http://schemas.microsoft.com/office/drawing/2017/model3d" xmlns:o="urn:schemas-microsoft-com:office:office" xmlns:r="http://schemas.openxmlformats.org/officeDocument/2006/relationships" xmlns:m="http://schemas.openxmlformats.org/officeDocument/2006/math" xmlns:v="urn:schemas-microsoft-com:vml" xmlns:wp14="http://schemas.microsoft.com/office/word/2010/wordprocessingDrawing" xmlns:wp="http://schemas.openxmlformats.org/drawingml/2006/wordprocessingDrawing" xmlns:w10="urn:schemas-microsoft-com:office:word" xmlns:w="http://schemas.openxmlformats.org/wordprocessingml/2006/main" xmlns:w14="http://schemas.microsoft.com/office/word/2010/wordml" xmlns:w15="http://schemas.microsoft.com/office/word/2012/wordml" xmlns:w16cex="http://schemas.microsoft.com/office/word/2018/wordml/cex" xmlns:w16cid="http://schemas.microsoft.com/office/word/2016/wordml/cid" xmlns:w16="http://schemas.microsoft.com/office/word/2018/wordml" xmlns:w16sdtdh="http://schemas.microsoft.com/office/word/2020/wordml/sdtdatahash" xmlns:w16se="http://schemas.microsoft.com/office/word/2015/wordml/symex" xmlns:wpg="http://schemas.microsoft.com/office/word/2010/wordprocessingGroup" xmlns:wpi="http://schemas.microsoft.com/office/word/2010/wordprocessingInk" xmlns:wne="http://schemas.microsoft.com/office/word/2006/wordml" xmlns:wps="http://schemas.microsoft.com/office/word/2010/wordprocessingShape" mc:Ignorable="w14 w15 w16se w16cid w16 w16cex w16sdtdh wp14">
+<w:document xmlns:wpc="http://schemas.microsoft.com/office/word/2010/wordprocessingCanvas" xmlns:cx="http://schemas.microsoft.com/office/drawing/2014/chartex" xmlns:cx1="http://schemas.microsoft.com/office/drawing/2015/9/8/chartex" xmlns:cx2="http://schemas.microsoft.com/office/drawing/2015/10/21/chartex" xmlns:cx3="http://schemas.microsoft.com/office/drawing/2016/5/9/chartex" xmlns:cx4="http://schemas.microsoft.com/office/drawing/2016/5/10/chartex" xmlns:cx5="http://schemas.microsoft.com/office/drawing/2016/5/11/chartex" xmlns:cx6="http://schemas.microsoft.com/office/drawing/2016/5/12/chartex" xmlns:cx7="http://schemas.microsoft.com/office/drawing/2016/5/13/chartex" xmlns:cx8="http://schemas.microsoft.com/office/drawing/2016/5/14/chartex" xmlns:mc="http://schemas.openxmlformats.org/markup-compatibility/2006" xmlns:m="http://schemas.openxmlformats.org/officeDocument/2006/math" xmlns:aink="http://schemas.microsoft.com/office/drawing/2016/ink" xmlns:am3d="http://schemas.microsoft.com/office/drawing/2017/model3d" xmlns:oel="http://schemas.microsoft.com/office/2019/extlst" xmlns:r="http://schemas.openxmlformats.org/officeDocument/2006/relationships" xmlns:wp14="http://schemas.microsoft.com/office/word/2010/wordprocessingDrawing" xmlns:wp="http://schemas.openxmlformats.org/drawingml/2006/wordprocessingDrawing" xmlns:wpg="http://schemas.microsoft.com/office/word/2010/wordprocessingGroup" xmlns:wpi="http://schemas.microsoft.com/office/word/2010/wordprocessingInk" xmlns:wps="http://schemas.microsoft.com/office/word/2010/wordprocessingShape" xmlns:o="urn:schemas-microsoft-com:office:office" xmlns:v="urn:schemas-microsoft-com:vml" xmlns:w10="urn:schemas-microsoft-com:office:word" xmlns:w="http://schemas.openxmlformats.org/wordprocessingml/2006/main" xmlns:w14="http://schemas.microsoft.com/office/word/2010/wordml" xmlns:w15="http://schemas.microsoft.com/office/word/2012/wordml" xmlns:w16cex="http://schemas.microsoft.com/office/word/2018/wordml/cex" xmlns:w16cid="http://schemas.microsoft.com/office/word/2016/wordml/cid" xmlns:w16="http://schemas.microsoft.com/office/word/2018/wordml" xmlns:w16sdtdh="http://schemas.microsoft.com/office/word/2020/wordml/sdtdatahash" xmlns:w16sdtfl="http://schemas.microsoft.com/office/word/2024/wordml/sdtformatlock" xmlns:w16se="http://schemas.microsoft.com/office/word/2015/wordml/symex" xmlns:w16du="http://schemas.microsoft.com/office/word/2023/wordml/word16du" xmlns:wne="http://schemas.microsoft.com/office/word/2006/wordml" mc:Ignorable="w14 w15 w16se w16cid w16 w16cex w16sdtdh w16sdtfl w16du wp14">
   <w:body>
     <w:p>
       <w:pPr>
@@ -84,7 +84,29 @@
           </w:tcPr>
           <w:p>
             <w:r>
-              <w:t>Исх. № {{documentNumber}} от {{meetingDate}}</w:t>
+              <w:t>Исх. № {{</w:t>
+            </w:r>
+            <w:proofErr w:type="spellStart"/>
+            <w:r>
+              <w:rPr>
+                <w:lang w:val="en-US"/>
+              </w:rPr>
+              <w:t>debtorD</w:t>
+            </w:r>
+            <w:r>
+              <w:t>ocumentNumber</w:t>
+            </w:r>
+            <w:proofErr w:type="spellEnd"/>
+            <w:r>
+              <w:t>}} от {{</w:t>
+            </w:r>
+            <w:proofErr w:type="spellStart"/>
+            <w:r>
+              <w:t>debtorMeetingDate</w:t>
+            </w:r>
+            <w:proofErr w:type="spellEnd"/>
+            <w:r>
+              <w:t>}}</w:t>
             </w:r>
           </w:p>
         </w:tc>
@@ -143,13 +165,8 @@
               <w:jc w:val="right"/>
             </w:pPr>
             <w:r>
-              <w:t xml:space="preserve">Управление </w:t>
-            </w:r>
-            <w:proofErr w:type="spellStart"/>
-            <w:r>
-              <w:t>Росреестра</w:t>
-            </w:r>
-            <w:proofErr w:type="spellEnd"/>
+              <w:t>Управление Росреестра</w:t>
+            </w:r>
           </w:p>
           <w:p>
             <w:pPr>
@@ -222,10 +239,107 @@
         <w:jc w:val="both"/>
       </w:pPr>
       <w:r>
-        <w:t>Определением {{courtAct}} от {{actDate}} ({{resolutionDate}}) по делу {{caseNumber}} в отношении должника {{debtorName}} ({{debtorTin}}, {{debtorOgrn}}, адрес {{debtor</w:t>
-      </w:r>
-      <w:r>
-        <w:t>Address}}), введена процедура наблюдения. Временным управляющим назначена {{managerName}} ({{managerTin}} {{managerSnils}}, член {{sroData}}).</w:t>
+        <w:t>Определением {{</w:t>
+      </w:r>
+      <w:proofErr w:type="spellStart"/>
+      <w:r>
+        <w:t>debtorCourtAct</w:t>
+      </w:r>
+      <w:proofErr w:type="spellEnd"/>
+      <w:r>
+        <w:t>}} от {{</w:t>
+      </w:r>
+      <w:proofErr w:type="spellStart"/>
+      <w:r>
+        <w:t>debtorActDate</w:t>
+      </w:r>
+      <w:proofErr w:type="spellEnd"/>
+      <w:r>
+        <w:t>}} ({{</w:t>
+      </w:r>
+      <w:proofErr w:type="spellStart"/>
+      <w:r>
+        <w:t>debtorResolutionDate</w:t>
+      </w:r>
+      <w:proofErr w:type="spellEnd"/>
+      <w:r>
+        <w:t>}}) по делу {{</w:t>
+      </w:r>
+      <w:proofErr w:type="spellStart"/>
+      <w:r>
+        <w:t>debtorCaseNumber</w:t>
+      </w:r>
+      <w:proofErr w:type="spellEnd"/>
+      <w:r>
+        <w:t>}} в отношении должника {{debtorName}} ({{</w:t>
+      </w:r>
+      <w:proofErr w:type="spellStart"/>
+      <w:r>
+        <w:t>debtorT</w:t>
+      </w:r>
+      <w:proofErr w:type="spellEnd"/>
+      <w:r>
+        <w:rPr>
+          <w:lang w:val="en-US"/>
+        </w:rPr>
+        <w:t>IN</w:t>
+      </w:r>
+      <w:r>
+        <w:t>}}, {{</w:t>
+      </w:r>
+      <w:proofErr w:type="spellStart"/>
+      <w:r>
+        <w:t>debtorPSRN</w:t>
+      </w:r>
+      <w:proofErr w:type="spellEnd"/>
+      <w:r>
+        <w:t>}}, адрес {{</w:t>
+      </w:r>
+      <w:proofErr w:type="spellStart"/>
+      <w:r>
+        <w:t>debtorAddress</w:t>
+      </w:r>
+      <w:proofErr w:type="spellEnd"/>
+      <w:r>
+        <w:t>}}), введена процедура наблюдения. Временным управляющим назначена {{</w:t>
+      </w:r>
+      <w:proofErr w:type="spellStart"/>
+      <w:r>
+        <w:t>managerName</w:t>
+      </w:r>
+      <w:proofErr w:type="spellEnd"/>
+      <w:r>
+        <w:t>}} ({{</w:t>
+      </w:r>
+      <w:proofErr w:type="spellStart"/>
+      <w:r>
+        <w:t>managerT</w:t>
+      </w:r>
+      <w:proofErr w:type="spellEnd"/>
+      <w:r>
+        <w:rPr>
+          <w:lang w:val="en-US"/>
+        </w:rPr>
+        <w:t>IN</w:t>
+      </w:r>
+      <w:r>
+        <w:t>}} {{</w:t>
+      </w:r>
+      <w:proofErr w:type="spellStart"/>
+      <w:r>
+        <w:t>managerPIPN</w:t>
+      </w:r>
+      <w:proofErr w:type="spellEnd"/>
+      <w:r>
+        <w:t>}}, член {{</w:t>
+      </w:r>
+      <w:proofErr w:type="spellStart"/>
+      <w:r>
+        <w:t>managerSD</w:t>
+      </w:r>
+      <w:proofErr w:type="spellEnd"/>
+      <w:r>
+        <w:t>}}).</w:t>
       </w:r>
     </w:p>
     <w:p>
@@ -235,10 +349,39 @@
         <w:jc w:val="both"/>
       </w:pPr>
       <w:r>
-        <w:t>В соответствии со ст. 72 ФЗ «О несостоятельности (банкротстве)» сообщаю Вам, что первое собрание кредиторов {{deb</w:t>
-      </w:r>
-      <w:r>
-        <w:t>torName}} состоится {{meetingDate}} по адресу: {{meetingAddress}}. Начало в {{meetingTime}}.</w:t>
+        <w:t>В соответствии со ст. 72 ФЗ «О несостоятельности (банкротстве)» сообщаю Вам, что первое собрание кредиторов {{</w:t>
+      </w:r>
+      <w:proofErr w:type="spellStart"/>
+      <w:r>
+        <w:t>debtorName</w:t>
+      </w:r>
+      <w:proofErr w:type="spellEnd"/>
+      <w:r>
+        <w:t>}} состоится {{</w:t>
+      </w:r>
+      <w:proofErr w:type="spellStart"/>
+      <w:r>
+        <w:t>debtorMeetingDate</w:t>
+      </w:r>
+      <w:proofErr w:type="spellEnd"/>
+      <w:r>
+        <w:t>}} по адресу: {{</w:t>
+      </w:r>
+      <w:proofErr w:type="spellStart"/>
+      <w:r>
+        <w:t>meetingAddress</w:t>
+      </w:r>
+      <w:proofErr w:type="spellEnd"/>
+      <w:r>
+        <w:t>}}. Начало в {{</w:t>
+      </w:r>
+      <w:proofErr w:type="spellStart"/>
+      <w:r>
+        <w:t>debtorMeetingTime</w:t>
+      </w:r>
+      <w:proofErr w:type="spellEnd"/>
+      <w:r>
+        <w:t>}}.</w:t>
       </w:r>
     </w:p>
     <w:p>
@@ -276,13 +419,7 @@
         <w:rPr>
           <w:b/>
         </w:rPr>
-        <w:t xml:space="preserve">1. </w:t>
-      </w:r>
-      <w:r>
-        <w:rPr>
-          <w:b/>
-        </w:rPr>
-        <w:t>Отчет временного управляющего {{debtorName}} {{managerName}} о проведении процедуры наблюдения.</w:t>
+        <w:t>1. Отчет временного управляющего {{debtorName}} {{managerName}} о проведении процедуры наблюдения.</w:t>
       </w:r>
     </w:p>
     <w:p>
@@ -308,13 +445,7 @@
         <w:rPr>
           <w:b/>
         </w:rPr>
-        <w:t>3. Определение кандидату</w:t>
-      </w:r>
-      <w:r>
-        <w:rPr>
-          <w:b/>
-        </w:rPr>
-        <w:t>ры арбитражного управляющего или саморегулируемой организации, из числа членов которой должен быть утверждён арбитражный управляющий.</w:t>
+        <w:t>3. Определение кандидатуры арбитражного управляющего или саморегулируемой организации, из числа членов которой должен быть утверждён арбитражный управляющий.</w:t>
       </w:r>
     </w:p>
     <w:p>
@@ -340,13 +471,7 @@
         <w:rPr>
           <w:b/>
         </w:rPr>
-        <w:t>5. Об образовании комитета кредиторов {{</w:t>
-      </w:r>
-      <w:r>
-        <w:rPr>
-          <w:b/>
-        </w:rPr>
-        <w:t>debtorName}}, определении количественного состава и полномочий комитета кредиторов, избрании членов комитета кредиторов.</w:t>
+        <w:t>5. Об образовании комитета кредиторов {{debtorName}}, определении количественного состава и полномочий комитета кредиторов, избрании членов комитета кредиторов.</w:t>
       </w:r>
     </w:p>
     <w:p>
@@ -390,10 +515,21 @@
         <w:ind w:firstLine="709"/>
       </w:pPr>
       <w:r>
-        <w:t>Начало регистрации участников собрания кредиторов: {{registr</w:t>
-      </w:r>
-      <w:r>
-        <w:t>ationTimeFrom}}</w:t>
+        <w:t>Начало регистрации участников собрания кредиторов:</w:t>
+      </w:r>
+      <w:r>
+        <w:t xml:space="preserve"> </w:t>
+      </w:r>
+      <w:r>
+        <w:t>{{</w:t>
+      </w:r>
+      <w:proofErr w:type="spellStart"/>
+      <w:r>
+        <w:t>debtorMeetingRegistrationTimeFrom</w:t>
+      </w:r>
+      <w:proofErr w:type="spellEnd"/>
+      <w:r>
+        <w:t>}}</w:t>
       </w:r>
     </w:p>
     <w:p>
@@ -402,7 +538,26 @@
         <w:ind w:firstLine="709"/>
       </w:pPr>
       <w:r>
-        <w:t>Окончание регистрации участников собрания кредиторов: {{registrationTimeTo}}</w:t>
+        <w:t>Окончание регистрации участников собрания кредиторов: {{</w:t>
+      </w:r>
+      <w:proofErr w:type="spellStart"/>
+      <w:r>
+        <w:t>debtorMeeting</w:t>
+      </w:r>
+      <w:proofErr w:type="spellEnd"/>
+      <w:r>
+        <w:rPr>
+          <w:lang w:val="en-US"/>
+        </w:rPr>
+        <w:t>R</w:t>
+      </w:r>
+      <w:proofErr w:type="spellStart"/>
+      <w:r>
+        <w:t>egistrationTimeTo</w:t>
+      </w:r>
+      <w:proofErr w:type="spellEnd"/>
+      <w:r>
+        <w:t>}}</w:t>
       </w:r>
     </w:p>
     <w:p>
@@ -421,6 +576,7 @@
         <w:ind w:firstLine="709"/>
       </w:pPr>
       <w:r>
+        <w:lastRenderedPageBreak/>
         <w:t>– документ, удостоверяющий личность;</w:t>
       </w:r>
     </w:p>
@@ -431,11 +587,7 @@
         <w:jc w:val="both"/>
       </w:pPr>
       <w:r>
-        <w:lastRenderedPageBreak/>
-        <w:t>– доверенность, выданную к</w:t>
-      </w:r>
-      <w:r>
-        <w:t>онкурсным кредитором или уполномоченным органом, предусматривающую право представлять его интересы на собрании кредиторов и голосовать всеми принадлежащими ему голосами по вопросам повестки дня собрания кредиторов;</w:t>
+        <w:t>– доверенность, выданную конкурсным кредитором или уполномоченным органом, предусматривающую право представлять его интересы на собрании кредиторов и голосовать всеми принадлежащими ему голосами по вопросам повестки дня собрания кредиторов;</w:t>
       </w:r>
     </w:p>
     <w:p>
@@ -445,21 +597,50 @@
         <w:jc w:val="both"/>
       </w:pPr>
       <w:r>
-        <w:t>– в случае, если представитель конкурсног</w:t>
-      </w:r>
-      <w:r>
-        <w:t>о кредитора имеет право действовать без доверенности, представляются соответствующие документы, подтверждающие это право.</w:t>
-      </w:r>
-    </w:p>
-    <w:p>
-      <w:pPr>
-        <w:jc w:val="both"/>
-      </w:pPr>
-      <w:r>
-        <w:t>С материалами, подлежащими рассмотрению на собрании, можно ознакомиться в период с {{familiarizationDateFrom}} по {{familiarizationDat</w:t>
-      </w:r>
-      <w:r>
-        <w:t>eTo}} в рабочее время по адресу: {{meetingAddress}}, позвонив предварительно по тел. {{</w:t>
+        <w:t>– в случае, если представитель конкурсного кредитора имеет право действовать без доверенности, представляются соответствующие документы, подтверждающие это право.</w:t>
+      </w:r>
+    </w:p>
+    <w:p>
+      <w:pPr>
+        <w:jc w:val="both"/>
+      </w:pPr>
+      <w:r>
+        <w:t>С материалами, подлежащими рассмотрению на собрании, можно ознакомиться в период с {{</w:t>
+      </w:r>
+      <w:proofErr w:type="spellStart"/>
+      <w:r>
+        <w:t>debtorMeetingFamiliarizationDateFrom</w:t>
+      </w:r>
+      <w:proofErr w:type="spellEnd"/>
+      <w:r>
+        <w:t>}} по {{</w:t>
+      </w:r>
+      <w:proofErr w:type="spellStart"/>
+      <w:r>
+        <w:t>debtorMeeting</w:t>
+      </w:r>
+      <w:proofErr w:type="spellEnd"/>
+      <w:r>
+        <w:rPr>
+          <w:lang w:val="en-US"/>
+        </w:rPr>
+        <w:t>F</w:t>
+      </w:r>
+      <w:proofErr w:type="spellStart"/>
+      <w:r>
+        <w:t>amiliarizationDateTo</w:t>
+      </w:r>
+      <w:proofErr w:type="spellEnd"/>
+      <w:r>
+        <w:t>}} в рабочее время по адресу: {{</w:t>
+      </w:r>
+      <w:proofErr w:type="spellStart"/>
+      <w:r>
+        <w:t>debtorMeetingAddress</w:t>
+      </w:r>
+      <w:proofErr w:type="spellEnd"/>
+      <w:r>
+        <w:t>}}, позвонив предварительно по тел. {{</w:t>
       </w:r>
       <w:proofErr w:type="spellStart"/>
       <w:r>
@@ -560,7 +741,7 @@
 </file>
 
 <file path=word/styles.xml><?xml version="1.0" encoding="utf-8"?>
-<w:styles xmlns:mc="http://schemas.openxmlformats.org/markup-compatibility/2006" xmlns:r="http://schemas.openxmlformats.org/officeDocument/2006/relationships" xmlns:w="http://schemas.openxmlformats.org/wordprocessingml/2006/main" xmlns:w14="http://schemas.microsoft.com/office/word/2010/wordml" xmlns:w15="http://schemas.microsoft.com/office/word/2012/wordml" xmlns:w16cex="http://schemas.microsoft.com/office/word/2018/wordml/cex" xmlns:w16cid="http://schemas.microsoft.com/office/word/2016/wordml/cid" xmlns:w16="http://schemas.microsoft.com/office/word/2018/wordml" xmlns:w16sdtdh="http://schemas.microsoft.com/office/word/2020/wordml/sdtdatahash" xmlns:w16se="http://schemas.microsoft.com/office/word/2015/wordml/symex" mc:Ignorable="w14 w15 w16se w16cid w16 w16cex w16sdtdh">
+<w:styles xmlns:mc="http://schemas.openxmlformats.org/markup-compatibility/2006" xmlns:r="http://schemas.openxmlformats.org/officeDocument/2006/relationships" xmlns:w="http://schemas.openxmlformats.org/wordprocessingml/2006/main" xmlns:w14="http://schemas.microsoft.com/office/word/2010/wordml" xmlns:w15="http://schemas.microsoft.com/office/word/2012/wordml" xmlns:w16cex="http://schemas.microsoft.com/office/word/2018/wordml/cex" xmlns:w16cid="http://schemas.microsoft.com/office/word/2016/wordml/cid" xmlns:w16="http://schemas.microsoft.com/office/word/2018/wordml" xmlns:w16sdtdh="http://schemas.microsoft.com/office/word/2020/wordml/sdtdatahash" xmlns:w16sdtfl="http://schemas.microsoft.com/office/word/2024/wordml/sdtformatlock" xmlns:w16se="http://schemas.microsoft.com/office/word/2015/wordml/symex" xmlns:w16du="http://schemas.microsoft.com/office/word/2023/wordml/word16du" mc:Ignorable="w14 w15 w16se w16cid w16 w16cex w16sdtdh w16sdtfl w16du">
   <w:docDefaults>
     <w:rPrDefault>
       <w:rPr>
